--- a/dist/SUBMISSION_FINAL/P8_SIDS_WorldDevelopment/02_title_page.docx
+++ b/dist/SUBMISSION_FINAL/P8_SIDS_WorldDevelopment/02_title_page.docx
@@ -29,13 +29,13 @@
           <w:bCs/>
           <w:b/>
         </w:rPr>
-        <w:t xml:space="preserve">Đỗ Thị Thúy Hương</w:t>
+        <w:t xml:space="preserve">Đỗ Thùy Hương</w:t>
       </w:r>
       <w:r>
         <w:t xml:space="preserve"> </w:t>
       </w:r>
       <w:r>
-        <w:t xml:space="preserve">(Do Thi Thuy Huong)</w:t>
+        <w:t xml:space="preserve">(Do Thuy Huong)</w:t>
       </w:r>
       <w:r>
         <w:t xml:space="preserve"> </w:t>

--- a/dist/SUBMISSION_FINAL/P8_SIDS_WorldDevelopment/02_title_page.docx
+++ b/dist/SUBMISSION_FINAL/P8_SIDS_WorldDevelopment/02_title_page.docx
@@ -73,7 +73,7 @@
           <w:rPr>
             <w:rStyle w:val="Hyperlink"/>
           </w:rPr>
-          <w:t xml:space="preserve">huongp1323001@gstudent.ctu.edu.vn</w:t>
+          <w:t xml:space="preserve">thuyhuongctu@gmail.com</w:t>
         </w:r>
       </w:hyperlink>
       <w:r>
@@ -144,36 +144,6 @@
       </w:r>
       <w:r>
         <w:t xml:space="preserve">ORCID: 0000-0003-0667-3137</w:t>
-      </w:r>
-    </w:p>
-    <w:p>
-      <w:pPr>
-        <w:pStyle w:val="BlockText"/>
-      </w:pPr>
-      <w:r>
-        <w:rPr>
-          <w:bCs/>
-          <w:b/>
-        </w:rPr>
-        <w:t xml:space="preserve">Note:</w:t>
-      </w:r>
-      <w:r>
-        <w:t xml:space="preserve"> </w:t>
-      </w:r>
-      <w:r>
-        <w:t xml:space="preserve">If the first author wishes to record a second institutional</w:t>
-      </w:r>
-      <w:r>
-        <w:t xml:space="preserve"> </w:t>
-      </w:r>
-      <w:r>
-        <w:t xml:space="preserve">affiliation (e.g., VLUTE), add it to this title page and update the</w:t>
-      </w:r>
-      <w:r>
-        <w:t xml:space="preserve"> </w:t>
-      </w:r>
-      <w:r>
-        <w:t xml:space="preserve">corresponding-author designation before submission.</w:t>
       </w:r>
     </w:p>
     <w:p>
